--- a/sec_sem/security/Lab_9/Lab_9.docx
+++ b/sec_sem/security/Lab_9/Lab_9.docx
@@ -262,208 +262,1299 @@
           <w:sz w:val="32"/>
           <w:szCs w:val="32"/>
         </w:rPr>
-        <w:t xml:space="preserve"> стеганографія</w:t>
-      </w:r>
+        <w:t xml:space="preserve"> </w:t>
+      </w:r>
+      <w:proofErr w:type="spellStart"/>
+      <w:r>
+        <w:rPr>
+          <w:rFonts w:ascii="Times New Roman" w:hAnsi="Times New Roman" w:cs="Times New Roman"/>
+          <w:sz w:val="32"/>
+          <w:szCs w:val="32"/>
+        </w:rPr>
+        <w:t>стеганографія</w:t>
+      </w:r>
+      <w:proofErr w:type="spellEnd"/>
+      <w:r>
+        <w:rPr>
+          <w:rFonts w:ascii="Times New Roman" w:hAnsi="Times New Roman" w:cs="Times New Roman"/>
+          <w:sz w:val="32"/>
+          <w:szCs w:val="32"/>
+        </w:rPr>
+        <w:t>”</w:t>
+      </w:r>
+    </w:p>
+    <w:p>
+      <w:pPr>
+        <w:rPr>
+          <w:rFonts w:ascii="Times New Roman" w:hAnsi="Times New Roman" w:cs="Times New Roman"/>
+          <w:sz w:val="32"/>
+          <w:szCs w:val="32"/>
+        </w:rPr>
+      </w:pPr>
+    </w:p>
+    <w:p>
+      <w:pPr>
+        <w:jc w:val="center"/>
+        <w:rPr>
+          <w:rFonts w:ascii="Times New Roman" w:hAnsi="Times New Roman" w:cs="Times New Roman"/>
+          <w:sz w:val="32"/>
+          <w:szCs w:val="32"/>
+        </w:rPr>
+      </w:pPr>
+    </w:p>
+    <w:p>
+      <w:pPr>
+        <w:jc w:val="right"/>
+        <w:rPr>
+          <w:rFonts w:ascii="Times New Roman" w:hAnsi="Times New Roman" w:cs="Times New Roman"/>
+          <w:sz w:val="32"/>
+          <w:szCs w:val="32"/>
+        </w:rPr>
+      </w:pPr>
+      <w:r>
+        <w:rPr>
+          <w:rFonts w:ascii="Times New Roman" w:hAnsi="Times New Roman" w:cs="Times New Roman"/>
+          <w:sz w:val="32"/>
+          <w:szCs w:val="32"/>
+        </w:rPr>
+        <w:t>Виконав:</w:t>
+      </w:r>
+    </w:p>
+    <w:p>
+      <w:pPr>
+        <w:jc w:val="right"/>
+        <w:rPr>
+          <w:rFonts w:ascii="Times New Roman" w:hAnsi="Times New Roman" w:cs="Times New Roman"/>
+          <w:sz w:val="32"/>
+          <w:szCs w:val="32"/>
+        </w:rPr>
+      </w:pPr>
+      <w:r>
+        <w:rPr>
+          <w:rFonts w:ascii="Times New Roman" w:hAnsi="Times New Roman" w:cs="Times New Roman"/>
+          <w:sz w:val="32"/>
+          <w:szCs w:val="32"/>
+        </w:rPr>
+        <w:t xml:space="preserve">Студент. гр. ФеП-41 </w:t>
+      </w:r>
+      <w:proofErr w:type="spellStart"/>
+      <w:r>
+        <w:rPr>
+          <w:rFonts w:ascii="Times New Roman" w:hAnsi="Times New Roman" w:cs="Times New Roman"/>
+          <w:sz w:val="32"/>
+          <w:szCs w:val="32"/>
+        </w:rPr>
+        <w:t>Фіняк</w:t>
+      </w:r>
+      <w:proofErr w:type="spellEnd"/>
+      <w:r>
+        <w:rPr>
+          <w:rFonts w:ascii="Times New Roman" w:hAnsi="Times New Roman" w:cs="Times New Roman"/>
+          <w:sz w:val="32"/>
+          <w:szCs w:val="32"/>
+        </w:rPr>
+        <w:t xml:space="preserve"> Олег</w:t>
+      </w:r>
+    </w:p>
+    <w:p>
+      <w:pPr>
+        <w:jc w:val="right"/>
+        <w:rPr>
+          <w:rFonts w:ascii="Times New Roman" w:hAnsi="Times New Roman" w:cs="Times New Roman"/>
+          <w:sz w:val="32"/>
+          <w:szCs w:val="32"/>
+        </w:rPr>
+      </w:pPr>
+      <w:r>
+        <w:rPr>
+          <w:rFonts w:ascii="Times New Roman" w:hAnsi="Times New Roman" w:cs="Times New Roman"/>
+          <w:sz w:val="32"/>
+          <w:szCs w:val="32"/>
+        </w:rPr>
+        <w:t xml:space="preserve">Перевірив: </w:t>
+      </w:r>
+    </w:p>
+    <w:p>
+      <w:pPr>
+        <w:jc w:val="right"/>
+        <w:rPr>
+          <w:rFonts w:ascii="Times New Roman" w:hAnsi="Times New Roman" w:cs="Times New Roman"/>
+          <w:sz w:val="32"/>
+          <w:szCs w:val="32"/>
+        </w:rPr>
+      </w:pPr>
+      <w:r>
+        <w:rPr>
+          <w:rFonts w:ascii="Times New Roman" w:hAnsi="Times New Roman" w:cs="Times New Roman"/>
+          <w:sz w:val="32"/>
+          <w:szCs w:val="32"/>
+        </w:rPr>
+        <w:t>Павлик М.Р.</w:t>
+      </w:r>
+    </w:p>
+    <w:p>
+      <w:pPr>
+        <w:jc w:val="center"/>
+        <w:rPr>
+          <w:rFonts w:ascii="Times New Roman" w:hAnsi="Times New Roman" w:cs="Times New Roman"/>
+          <w:sz w:val="32"/>
+          <w:szCs w:val="32"/>
+        </w:rPr>
+      </w:pPr>
+    </w:p>
+    <w:p>
+      <w:pPr>
+        <w:jc w:val="center"/>
+        <w:rPr>
+          <w:rFonts w:ascii="Times New Roman" w:hAnsi="Times New Roman" w:cs="Times New Roman"/>
+          <w:sz w:val="32"/>
+          <w:szCs w:val="32"/>
+        </w:rPr>
+      </w:pPr>
+    </w:p>
+    <w:p>
+      <w:pPr>
+        <w:rPr>
+          <w:rFonts w:ascii="Times New Roman" w:hAnsi="Times New Roman" w:cs="Times New Roman"/>
+          <w:sz w:val="32"/>
+          <w:szCs w:val="32"/>
+        </w:rPr>
+      </w:pPr>
+    </w:p>
+    <w:p>
+      <w:pPr>
+        <w:rPr>
+          <w:rFonts w:ascii="Times New Roman" w:hAnsi="Times New Roman" w:cs="Times New Roman"/>
+          <w:sz w:val="32"/>
+          <w:szCs w:val="32"/>
+        </w:rPr>
+      </w:pPr>
+    </w:p>
+    <w:p>
+      <w:pPr>
+        <w:rPr>
+          <w:rFonts w:ascii="Times New Roman" w:hAnsi="Times New Roman" w:cs="Times New Roman"/>
+          <w:sz w:val="32"/>
+          <w:szCs w:val="32"/>
+        </w:rPr>
+      </w:pPr>
+    </w:p>
+    <w:p>
+      <w:pPr>
+        <w:rPr>
+          <w:rFonts w:ascii="Times New Roman" w:hAnsi="Times New Roman" w:cs="Times New Roman"/>
+          <w:sz w:val="32"/>
+          <w:szCs w:val="32"/>
+        </w:rPr>
+      </w:pPr>
+    </w:p>
+    <w:p>
+      <w:pPr>
+        <w:jc w:val="center"/>
+        <w:rPr>
+          <w:rFonts w:ascii="Times New Roman" w:hAnsi="Times New Roman" w:cs="Times New Roman"/>
+          <w:sz w:val="32"/>
+          <w:szCs w:val="32"/>
+        </w:rPr>
+      </w:pPr>
+      <w:r>
+        <w:rPr>
+          <w:rFonts w:ascii="Times New Roman" w:hAnsi="Times New Roman" w:cs="Times New Roman"/>
+          <w:sz w:val="32"/>
+          <w:szCs w:val="32"/>
+        </w:rPr>
+        <w:t>Львів – 2026</w:t>
+      </w:r>
+    </w:p>
+    <w:p>
+      <w:pPr>
+        <w:jc w:val="center"/>
+        <w:rPr>
+          <w:rFonts w:ascii="Times New Roman" w:hAnsi="Times New Roman" w:cs="Times New Roman"/>
+          <w:sz w:val="32"/>
+          <w:szCs w:val="32"/>
+        </w:rPr>
+      </w:pPr>
+    </w:p>
+    <w:p>
+      <w:pPr>
+        <w:jc w:val="center"/>
+        <w:rPr>
+          <w:rFonts w:ascii="Times New Roman" w:hAnsi="Times New Roman" w:cs="Times New Roman"/>
+          <w:sz w:val="32"/>
+          <w:szCs w:val="32"/>
+        </w:rPr>
+      </w:pPr>
+    </w:p>
+    <w:p>
+      <w:pPr>
+        <w:jc w:val="both"/>
+        <w:rPr>
+          <w:rFonts w:ascii="Times New Roman" w:hAnsi="Times New Roman" w:cs="Times New Roman"/>
+          <w:sz w:val="28"/>
+          <w:szCs w:val="28"/>
+        </w:rPr>
+      </w:pPr>
+      <w:r>
+        <w:rPr>
+          <w:rFonts w:ascii="Times New Roman" w:hAnsi="Times New Roman" w:cs="Times New Roman"/>
+          <w:b/>
+          <w:sz w:val="28"/>
+          <w:szCs w:val="28"/>
+        </w:rPr>
+        <w:lastRenderedPageBreak/>
+        <w:t>Мета роботи.</w:t>
+      </w:r>
+      <w:r>
+        <w:rPr>
+          <w:rFonts w:ascii="Times New Roman" w:hAnsi="Times New Roman" w:cs="Times New Roman"/>
+          <w:sz w:val="28"/>
+          <w:szCs w:val="28"/>
+        </w:rPr>
+        <w:t xml:space="preserve"> Практична робота з пакетом S-</w:t>
+      </w:r>
+      <w:proofErr w:type="spellStart"/>
+      <w:r>
+        <w:rPr>
+          <w:rFonts w:ascii="Times New Roman" w:hAnsi="Times New Roman" w:cs="Times New Roman"/>
+          <w:sz w:val="28"/>
+          <w:szCs w:val="28"/>
+        </w:rPr>
+        <w:t>tools</w:t>
+      </w:r>
+      <w:proofErr w:type="spellEnd"/>
+      <w:r>
+        <w:rPr>
+          <w:rFonts w:ascii="Times New Roman" w:hAnsi="Times New Roman" w:cs="Times New Roman"/>
+          <w:sz w:val="28"/>
+          <w:szCs w:val="28"/>
+        </w:rPr>
+        <w:t>.</w:t>
+      </w:r>
+    </w:p>
+    <w:p>
+      <w:pPr>
+        <w:jc w:val="both"/>
+        <w:rPr>
+          <w:rFonts w:ascii="Times New Roman" w:hAnsi="Times New Roman" w:cs="Times New Roman"/>
+          <w:b/>
+          <w:sz w:val="28"/>
+          <w:szCs w:val="28"/>
+        </w:rPr>
+      </w:pPr>
+      <w:r>
+        <w:rPr>
+          <w:rFonts w:ascii="Times New Roman" w:hAnsi="Times New Roman" w:cs="Times New Roman"/>
+          <w:b/>
+          <w:sz w:val="28"/>
+          <w:szCs w:val="28"/>
+        </w:rPr>
+        <w:t xml:space="preserve">Хід виконання роботи. </w:t>
+      </w:r>
+    </w:p>
+    <w:p>
+      <w:pPr>
+        <w:jc w:val="both"/>
+        <w:rPr>
+          <w:rFonts w:ascii="Times New Roman" w:hAnsi="Times New Roman" w:cs="Times New Roman"/>
+          <w:sz w:val="28"/>
+          <w:szCs w:val="28"/>
+        </w:rPr>
+      </w:pPr>
+      <w:r>
+        <w:rPr>
+          <w:rFonts w:ascii="Times New Roman" w:hAnsi="Times New Roman" w:cs="Times New Roman"/>
+          <w:sz w:val="28"/>
+          <w:szCs w:val="28"/>
+        </w:rPr>
+        <w:t xml:space="preserve">1. </w:t>
+      </w:r>
+      <w:proofErr w:type="spellStart"/>
+      <w:r>
+        <w:rPr>
+          <w:rFonts w:ascii="Times New Roman" w:hAnsi="Times New Roman" w:cs="Times New Roman"/>
+          <w:sz w:val="28"/>
+          <w:szCs w:val="28"/>
+        </w:rPr>
+        <w:t>Стеганографія</w:t>
+      </w:r>
+      <w:proofErr w:type="spellEnd"/>
+      <w:r>
+        <w:rPr>
+          <w:rFonts w:ascii="Times New Roman" w:hAnsi="Times New Roman" w:cs="Times New Roman"/>
+          <w:sz w:val="28"/>
+          <w:szCs w:val="28"/>
+        </w:rPr>
+        <w:t xml:space="preserve"> звукових файлів. </w:t>
+      </w:r>
+    </w:p>
+    <w:p>
+      <w:pPr>
+        <w:jc w:val="both"/>
+        <w:rPr>
+          <w:rFonts w:ascii="Times New Roman" w:hAnsi="Times New Roman" w:cs="Times New Roman"/>
+          <w:sz w:val="28"/>
+          <w:szCs w:val="28"/>
+        </w:rPr>
+      </w:pPr>
+      <w:r>
+        <w:rPr>
+          <w:rFonts w:ascii="Times New Roman" w:hAnsi="Times New Roman" w:cs="Times New Roman"/>
+          <w:sz w:val="28"/>
+          <w:szCs w:val="28"/>
+        </w:rPr>
+        <w:t>2. Робота з графічними файлами.</w:t>
+      </w:r>
+    </w:p>
+    <w:p>
+      <w:pPr>
+        <w:jc w:val="both"/>
+        <w:rPr>
+          <w:rFonts w:ascii="Times New Roman" w:hAnsi="Times New Roman" w:cs="Times New Roman"/>
+          <w:sz w:val="28"/>
+          <w:szCs w:val="28"/>
+          <w:lang w:val="en-US"/>
+        </w:rPr>
+      </w:pPr>
+      <w:r>
+        <w:rPr>
+          <w:rFonts w:ascii="Times New Roman" w:hAnsi="Times New Roman" w:cs="Times New Roman"/>
+          <w:sz w:val="28"/>
+          <w:szCs w:val="28"/>
+        </w:rPr>
+        <w:t xml:space="preserve">Знайшов підготовлений звуковий файл </w:t>
+      </w:r>
+      <w:r>
+        <w:rPr>
+          <w:rStyle w:val="HTML"/>
+          <w:rFonts w:ascii="Times New Roman" w:eastAsiaTheme="minorHAnsi" w:hAnsi="Times New Roman" w:cs="Times New Roman"/>
+          <w:sz w:val="28"/>
+          <w:szCs w:val="28"/>
+        </w:rPr>
+        <w:t>audio.wav</w:t>
+      </w:r>
+      <w:r>
+        <w:rPr>
+          <w:rFonts w:ascii="Times New Roman" w:hAnsi="Times New Roman" w:cs="Times New Roman"/>
+          <w:sz w:val="28"/>
+          <w:szCs w:val="28"/>
+        </w:rPr>
+        <w:t xml:space="preserve"> (оскільки пакет S-</w:t>
+      </w:r>
+      <w:proofErr w:type="spellStart"/>
+      <w:r>
+        <w:rPr>
+          <w:rFonts w:ascii="Times New Roman" w:hAnsi="Times New Roman" w:cs="Times New Roman"/>
+          <w:sz w:val="28"/>
+          <w:szCs w:val="28"/>
+        </w:rPr>
+        <w:t>Tools</w:t>
+      </w:r>
+      <w:proofErr w:type="spellEnd"/>
+      <w:r>
+        <w:rPr>
+          <w:rFonts w:ascii="Times New Roman" w:hAnsi="Times New Roman" w:cs="Times New Roman"/>
+          <w:sz w:val="28"/>
+          <w:szCs w:val="28"/>
+        </w:rPr>
+        <w:t xml:space="preserve"> підтримує лише формат WAV для звуку) і перетягнув його на порожнє місце вікна пакета S-</w:t>
+      </w:r>
+      <w:proofErr w:type="spellStart"/>
+      <w:r>
+        <w:rPr>
+          <w:rFonts w:ascii="Times New Roman" w:hAnsi="Times New Roman" w:cs="Times New Roman"/>
+          <w:sz w:val="28"/>
+          <w:szCs w:val="28"/>
+        </w:rPr>
+        <w:t>Tools</w:t>
+      </w:r>
+      <w:proofErr w:type="spellEnd"/>
+      <w:r>
+        <w:rPr>
+          <w:rFonts w:ascii="Times New Roman" w:hAnsi="Times New Roman" w:cs="Times New Roman"/>
+          <w:sz w:val="28"/>
+          <w:szCs w:val="28"/>
+        </w:rPr>
+        <w:t>.</w:t>
+      </w:r>
+    </w:p>
+    <w:p>
+      <w:pPr>
+        <w:jc w:val="both"/>
+        <w:rPr>
+          <w:rFonts w:ascii="Times New Roman" w:hAnsi="Times New Roman" w:cs="Times New Roman"/>
+          <w:sz w:val="28"/>
+          <w:szCs w:val="28"/>
+          <w:lang w:val="en-US"/>
+        </w:rPr>
+      </w:pPr>
+      <w:r>
+        <w:rPr>
+          <w:rFonts w:ascii="Times New Roman" w:hAnsi="Times New Roman" w:cs="Times New Roman"/>
+          <w:sz w:val="28"/>
+          <w:szCs w:val="28"/>
+          <w:lang w:val="en-US"/>
+        </w:rPr>
+        <w:drawing>
+          <wp:inline distT="0" distB="0" distL="0" distR="0" wp14:anchorId="36D5D501" wp14:editId="19D4CB47">
+            <wp:extent cx="6120765" cy="4238625"/>
+            <wp:effectExtent l="0" t="0" r="0" b="9525"/>
+            <wp:docPr id="1" name="Рисунок 1"/>
+            <wp:cNvGraphicFramePr>
+              <a:graphicFrameLocks xmlns:a="http://schemas.openxmlformats.org/drawingml/2006/main" noChangeAspect="1"/>
+            </wp:cNvGraphicFramePr>
+            <a:graphic xmlns:a="http://schemas.openxmlformats.org/drawingml/2006/main">
+              <a:graphicData uri="http://schemas.openxmlformats.org/drawingml/2006/picture">
+                <pic:pic xmlns:pic="http://schemas.openxmlformats.org/drawingml/2006/picture">
+                  <pic:nvPicPr>
+                    <pic:cNvPr id="1" name=""/>
+                    <pic:cNvPicPr/>
+                  </pic:nvPicPr>
+                  <pic:blipFill>
+                    <a:blip r:embed="rId4"/>
+                    <a:stretch>
+                      <a:fillRect/>
+                    </a:stretch>
+                  </pic:blipFill>
+                  <pic:spPr>
+                    <a:xfrm>
+                      <a:off x="0" y="0"/>
+                      <a:ext cx="6120765" cy="4238625"/>
+                    </a:xfrm>
+                    <a:prstGeom prst="rect">
+                      <a:avLst/>
+                    </a:prstGeom>
+                  </pic:spPr>
+                </pic:pic>
+              </a:graphicData>
+            </a:graphic>
+          </wp:inline>
+        </w:drawing>
+      </w:r>
+    </w:p>
+    <w:p>
+      <w:pPr>
+        <w:pStyle w:val="a3"/>
+        <w:jc w:val="both"/>
+        <w:rPr>
+          <w:sz w:val="28"/>
+          <w:szCs w:val="28"/>
+        </w:rPr>
+      </w:pPr>
+      <w:r>
+        <w:rPr>
+          <w:sz w:val="28"/>
+          <w:szCs w:val="28"/>
+        </w:rPr>
+        <w:t xml:space="preserve">Для того, щоб приховати інформацію, я перемістив підготовлений текстовий файл </w:t>
+      </w:r>
+      <w:r>
+        <w:rPr>
+          <w:rStyle w:val="HTML"/>
+          <w:rFonts w:ascii="Times New Roman" w:hAnsi="Times New Roman" w:cs="Times New Roman"/>
+          <w:sz w:val="28"/>
+          <w:szCs w:val="28"/>
+        </w:rPr>
+        <w:t>secret.txt</w:t>
+      </w:r>
+      <w:r>
+        <w:rPr>
+          <w:sz w:val="28"/>
+          <w:szCs w:val="28"/>
+        </w:rPr>
+        <w:t xml:space="preserve"> у вікно відкритого звукового файлу. У діалоговому вікні, що з'явилося, я двічі ввів фразу-пароль (</w:t>
+      </w:r>
+      <w:proofErr w:type="spellStart"/>
+      <w:r>
+        <w:rPr>
+          <w:sz w:val="28"/>
+          <w:szCs w:val="28"/>
+        </w:rPr>
+        <w:t>Passph</w:t>
+      </w:r>
+      <w:r>
+        <w:rPr>
+          <w:sz w:val="28"/>
+          <w:szCs w:val="28"/>
+        </w:rPr>
+        <w:t>rase</w:t>
+      </w:r>
+      <w:proofErr w:type="spellEnd"/>
+      <w:r>
+        <w:rPr>
+          <w:sz w:val="28"/>
+          <w:szCs w:val="28"/>
+        </w:rPr>
+        <w:t>) та обрав метод шифрування.</w:t>
+      </w:r>
+    </w:p>
+    <w:p>
+      <w:pPr>
+        <w:jc w:val="both"/>
+        <w:rPr>
+          <w:rFonts w:ascii="Times New Roman" w:hAnsi="Times New Roman" w:cs="Times New Roman"/>
+          <w:sz w:val="28"/>
+          <w:szCs w:val="28"/>
+          <w:lang w:val="en-US"/>
+        </w:rPr>
+      </w:pPr>
+      <w:r>
+        <w:rPr>
+          <w:rFonts w:ascii="Times New Roman" w:hAnsi="Times New Roman" w:cs="Times New Roman"/>
+          <w:sz w:val="28"/>
+          <w:szCs w:val="28"/>
+          <w:lang w:val="en-US"/>
+        </w:rPr>
+        <w:drawing>
+          <wp:inline distT="0" distB="0" distL="0" distR="0" wp14:anchorId="63DB2B47" wp14:editId="15AF5786">
+            <wp:extent cx="3419475" cy="1635119"/>
+            <wp:effectExtent l="0" t="0" r="0" b="3810"/>
+            <wp:docPr id="2" name="Рисунок 2"/>
+            <wp:cNvGraphicFramePr>
+              <a:graphicFrameLocks xmlns:a="http://schemas.openxmlformats.org/drawingml/2006/main" noChangeAspect="1"/>
+            </wp:cNvGraphicFramePr>
+            <a:graphic xmlns:a="http://schemas.openxmlformats.org/drawingml/2006/main">
+              <a:graphicData uri="http://schemas.openxmlformats.org/drawingml/2006/picture">
+                <pic:pic xmlns:pic="http://schemas.openxmlformats.org/drawingml/2006/picture">
+                  <pic:nvPicPr>
+                    <pic:cNvPr id="1" name=""/>
+                    <pic:cNvPicPr/>
+                  </pic:nvPicPr>
+                  <pic:blipFill>
+                    <a:blip r:embed="rId5"/>
+                    <a:stretch>
+                      <a:fillRect/>
+                    </a:stretch>
+                  </pic:blipFill>
+                  <pic:spPr>
+                    <a:xfrm>
+                      <a:off x="0" y="0"/>
+                      <a:ext cx="3431055" cy="1640656"/>
+                    </a:xfrm>
+                    <a:prstGeom prst="rect">
+                      <a:avLst/>
+                    </a:prstGeom>
+                  </pic:spPr>
+                </pic:pic>
+              </a:graphicData>
+            </a:graphic>
+          </wp:inline>
+        </w:drawing>
+      </w:r>
+    </w:p>
+    <w:p>
+      <w:pPr>
+        <w:jc w:val="both"/>
+        <w:rPr>
+          <w:rFonts w:ascii="Times New Roman" w:hAnsi="Times New Roman" w:cs="Times New Roman"/>
+          <w:sz w:val="28"/>
+          <w:szCs w:val="28"/>
+          <w:lang w:val="en-US"/>
+        </w:rPr>
+      </w:pPr>
+      <w:r>
+        <w:rPr>
+          <w:rFonts w:ascii="Times New Roman" w:hAnsi="Times New Roman" w:cs="Times New Roman"/>
+          <w:sz w:val="28"/>
+          <w:szCs w:val="28"/>
+        </w:rPr>
+        <w:lastRenderedPageBreak/>
+        <w:t>Після завершення процесу приховування з'явилося нове вікно звукового файлу, в якому вже було заховано мій секретний файл. Натиснувши на нього правою клавішею миші, я вибрав "</w:t>
+      </w:r>
+      <w:proofErr w:type="spellStart"/>
+      <w:r>
+        <w:rPr>
+          <w:rFonts w:ascii="Times New Roman" w:hAnsi="Times New Roman" w:cs="Times New Roman"/>
+          <w:sz w:val="28"/>
+          <w:szCs w:val="28"/>
+        </w:rPr>
+        <w:t>Save</w:t>
+      </w:r>
+      <w:proofErr w:type="spellEnd"/>
+      <w:r>
+        <w:rPr>
+          <w:rFonts w:ascii="Times New Roman" w:hAnsi="Times New Roman" w:cs="Times New Roman"/>
+          <w:sz w:val="28"/>
+          <w:szCs w:val="28"/>
+        </w:rPr>
+        <w:t xml:space="preserve"> </w:t>
+      </w:r>
+      <w:proofErr w:type="spellStart"/>
+      <w:r>
+        <w:rPr>
+          <w:rFonts w:ascii="Times New Roman" w:hAnsi="Times New Roman" w:cs="Times New Roman"/>
+          <w:sz w:val="28"/>
+          <w:szCs w:val="28"/>
+        </w:rPr>
+        <w:t>as</w:t>
+      </w:r>
+      <w:proofErr w:type="spellEnd"/>
+      <w:r>
+        <w:rPr>
+          <w:rFonts w:ascii="Times New Roman" w:hAnsi="Times New Roman" w:cs="Times New Roman"/>
+          <w:sz w:val="28"/>
+          <w:szCs w:val="28"/>
+        </w:rPr>
+        <w:t xml:space="preserve">..." і записав результат як </w:t>
+      </w:r>
+      <w:r>
+        <w:rPr>
+          <w:rStyle w:val="HTML"/>
+          <w:rFonts w:ascii="Times New Roman" w:eastAsiaTheme="minorHAnsi" w:hAnsi="Times New Roman" w:cs="Times New Roman"/>
+          <w:sz w:val="28"/>
+          <w:szCs w:val="28"/>
+        </w:rPr>
+        <w:t>audio_hidden.wav</w:t>
+      </w:r>
+    </w:p>
+    <w:p>
+      <w:pPr>
+        <w:jc w:val="both"/>
+        <w:rPr>
+          <w:rFonts w:ascii="Times New Roman" w:hAnsi="Times New Roman" w:cs="Times New Roman"/>
+          <w:sz w:val="28"/>
+          <w:szCs w:val="28"/>
+          <w:lang w:val="en-US"/>
+        </w:rPr>
+      </w:pPr>
+      <w:r>
+        <w:rPr>
+          <w:rFonts w:ascii="Times New Roman" w:hAnsi="Times New Roman" w:cs="Times New Roman"/>
+          <w:sz w:val="28"/>
+          <w:szCs w:val="28"/>
+          <w:lang w:val="en-US"/>
+        </w:rPr>
+        <w:drawing>
+          <wp:inline distT="0" distB="0" distL="0" distR="0" wp14:anchorId="1EEDED95" wp14:editId="3A6D39A0">
+            <wp:extent cx="3302178" cy="2152650"/>
+            <wp:effectExtent l="0" t="0" r="0" b="0"/>
+            <wp:docPr id="6" name="Рисунок 6"/>
+            <wp:cNvGraphicFramePr>
+              <a:graphicFrameLocks xmlns:a="http://schemas.openxmlformats.org/drawingml/2006/main" noChangeAspect="1"/>
+            </wp:cNvGraphicFramePr>
+            <a:graphic xmlns:a="http://schemas.openxmlformats.org/drawingml/2006/main">
+              <a:graphicData uri="http://schemas.openxmlformats.org/drawingml/2006/picture">
+                <pic:pic xmlns:pic="http://schemas.openxmlformats.org/drawingml/2006/picture">
+                  <pic:nvPicPr>
+                    <pic:cNvPr id="1" name=""/>
+                    <pic:cNvPicPr/>
+                  </pic:nvPicPr>
+                  <pic:blipFill>
+                    <a:blip r:embed="rId6"/>
+                    <a:stretch>
+                      <a:fillRect/>
+                    </a:stretch>
+                  </pic:blipFill>
+                  <pic:spPr>
+                    <a:xfrm>
+                      <a:off x="0" y="0"/>
+                      <a:ext cx="3350727" cy="2184298"/>
+                    </a:xfrm>
+                    <a:prstGeom prst="rect">
+                      <a:avLst/>
+                    </a:prstGeom>
+                  </pic:spPr>
+                </pic:pic>
+              </a:graphicData>
+            </a:graphic>
+          </wp:inline>
+        </w:drawing>
+      </w:r>
+    </w:p>
+    <w:p>
+      <w:pPr>
+        <w:jc w:val="both"/>
+        <w:rPr>
+          <w:rFonts w:ascii="Times New Roman" w:hAnsi="Times New Roman" w:cs="Times New Roman"/>
+          <w:sz w:val="28"/>
+          <w:szCs w:val="28"/>
+          <w:lang w:val="en-US"/>
+        </w:rPr>
+      </w:pPr>
+      <w:r>
+        <w:rPr>
+          <w:rFonts w:ascii="Times New Roman" w:hAnsi="Times New Roman" w:cs="Times New Roman"/>
+          <w:sz w:val="28"/>
+          <w:szCs w:val="28"/>
+          <w:lang w:val="en-US"/>
+        </w:rPr>
+        <w:drawing>
+          <wp:inline distT="0" distB="0" distL="0" distR="0" wp14:anchorId="0538BBE2" wp14:editId="4B2F1468">
+            <wp:extent cx="1409897" cy="543001"/>
+            <wp:effectExtent l="0" t="0" r="0" b="9525"/>
+            <wp:docPr id="3" name="Рисунок 3"/>
+            <wp:cNvGraphicFramePr>
+              <a:graphicFrameLocks xmlns:a="http://schemas.openxmlformats.org/drawingml/2006/main" noChangeAspect="1"/>
+            </wp:cNvGraphicFramePr>
+            <a:graphic xmlns:a="http://schemas.openxmlformats.org/drawingml/2006/main">
+              <a:graphicData uri="http://schemas.openxmlformats.org/drawingml/2006/picture">
+                <pic:pic xmlns:pic="http://schemas.openxmlformats.org/drawingml/2006/picture">
+                  <pic:nvPicPr>
+                    <pic:cNvPr id="1" name=""/>
+                    <pic:cNvPicPr/>
+                  </pic:nvPicPr>
+                  <pic:blipFill>
+                    <a:blip r:embed="rId7"/>
+                    <a:stretch>
+                      <a:fillRect/>
+                    </a:stretch>
+                  </pic:blipFill>
+                  <pic:spPr>
+                    <a:xfrm>
+                      <a:off x="0" y="0"/>
+                      <a:ext cx="1409897" cy="543001"/>
+                    </a:xfrm>
+                    <a:prstGeom prst="rect">
+                      <a:avLst/>
+                    </a:prstGeom>
+                  </pic:spPr>
+                </pic:pic>
+              </a:graphicData>
+            </a:graphic>
+          </wp:inline>
+        </w:drawing>
+      </w:r>
+    </w:p>
+    <w:p>
+      <w:pPr>
+        <w:pStyle w:val="a3"/>
+        <w:jc w:val="both"/>
+        <w:rPr>
+          <w:sz w:val="28"/>
+          <w:szCs w:val="28"/>
+        </w:rPr>
+      </w:pPr>
+      <w:r>
+        <w:rPr>
+          <w:sz w:val="28"/>
+          <w:szCs w:val="28"/>
+        </w:rPr>
+        <w:t xml:space="preserve">Я перетягнув графічний файл-носій </w:t>
+      </w:r>
+      <w:r>
+        <w:rPr>
+          <w:rStyle w:val="HTML"/>
+          <w:rFonts w:ascii="Times New Roman" w:hAnsi="Times New Roman" w:cs="Times New Roman"/>
+          <w:sz w:val="28"/>
+          <w:szCs w:val="28"/>
+        </w:rPr>
+        <w:t>image.bmp</w:t>
+      </w:r>
+      <w:r>
+        <w:rPr>
+          <w:sz w:val="28"/>
+          <w:szCs w:val="28"/>
+        </w:rPr>
+        <w:t xml:space="preserve"> у вікно S-</w:t>
+      </w:r>
+      <w:proofErr w:type="spellStart"/>
+      <w:r>
+        <w:rPr>
+          <w:sz w:val="28"/>
+          <w:szCs w:val="28"/>
+        </w:rPr>
+        <w:t>Tools</w:t>
+      </w:r>
+      <w:proofErr w:type="spellEnd"/>
+      <w:r>
+        <w:rPr>
+          <w:sz w:val="28"/>
+          <w:szCs w:val="28"/>
+        </w:rPr>
+        <w:t xml:space="preserve">. Виділив файл </w:t>
+      </w:r>
+      <w:r>
+        <w:rPr>
+          <w:rStyle w:val="HTML"/>
+          <w:rFonts w:ascii="Times New Roman" w:hAnsi="Times New Roman" w:cs="Times New Roman"/>
+          <w:sz w:val="28"/>
+          <w:szCs w:val="28"/>
+        </w:rPr>
+        <w:t>secret.txt</w:t>
+      </w:r>
+      <w:r>
+        <w:rPr>
+          <w:sz w:val="28"/>
+          <w:szCs w:val="28"/>
+        </w:rPr>
+        <w:t xml:space="preserve">, який необхідно приховати, та перемістив його на об'єкт (файл зображення). </w:t>
+      </w:r>
+      <w:r>
+        <w:rPr>
+          <w:sz w:val="28"/>
+          <w:szCs w:val="28"/>
+        </w:rPr>
+        <w:t xml:space="preserve"> </w:t>
+      </w:r>
+      <w:r>
+        <w:rPr>
+          <w:sz w:val="28"/>
+          <w:szCs w:val="28"/>
+        </w:rPr>
+        <w:t xml:space="preserve">Знову ввів пароль, обрав алгоритм шифрування та підтвердив конвертацію файлу-носія у 24-bit кольорове подання. Отримане зображення зі схованим текстом я зберіг як </w:t>
+      </w:r>
+      <w:r>
+        <w:rPr>
+          <w:rStyle w:val="HTML"/>
+          <w:rFonts w:ascii="Times New Roman" w:hAnsi="Times New Roman" w:cs="Times New Roman"/>
+          <w:sz w:val="28"/>
+          <w:szCs w:val="28"/>
+        </w:rPr>
+        <w:t>image_hidden.bmp</w:t>
+      </w:r>
+      <w:r>
+        <w:rPr>
+          <w:sz w:val="28"/>
+          <w:szCs w:val="28"/>
+        </w:rPr>
+        <w:t xml:space="preserve">. </w:t>
+      </w:r>
+    </w:p>
+    <w:p>
+      <w:pPr>
+        <w:jc w:val="both"/>
+        <w:rPr>
+          <w:rFonts w:ascii="Times New Roman" w:hAnsi="Times New Roman" w:cs="Times New Roman"/>
+          <w:sz w:val="28"/>
+          <w:szCs w:val="28"/>
+          <w:lang w:val="en-US"/>
+        </w:rPr>
+      </w:pPr>
+      <w:r>
+        <w:rPr>
+          <w:rFonts w:ascii="Times New Roman" w:hAnsi="Times New Roman" w:cs="Times New Roman"/>
+          <w:sz w:val="28"/>
+          <w:szCs w:val="28"/>
+          <w:lang w:val="en-US"/>
+        </w:rPr>
+        <w:drawing>
+          <wp:inline distT="0" distB="0" distL="0" distR="0" wp14:anchorId="4AFA64B1" wp14:editId="68870200">
+            <wp:extent cx="2143424" cy="1905266"/>
+            <wp:effectExtent l="0" t="0" r="9525" b="0"/>
+            <wp:docPr id="4" name="Рисунок 4"/>
+            <wp:cNvGraphicFramePr>
+              <a:graphicFrameLocks xmlns:a="http://schemas.openxmlformats.org/drawingml/2006/main" noChangeAspect="1"/>
+            </wp:cNvGraphicFramePr>
+            <a:graphic xmlns:a="http://schemas.openxmlformats.org/drawingml/2006/main">
+              <a:graphicData uri="http://schemas.openxmlformats.org/drawingml/2006/picture">
+                <pic:pic xmlns:pic="http://schemas.openxmlformats.org/drawingml/2006/picture">
+                  <pic:nvPicPr>
+                    <pic:cNvPr id="1" name=""/>
+                    <pic:cNvPicPr/>
+                  </pic:nvPicPr>
+                  <pic:blipFill>
+                    <a:blip r:embed="rId8"/>
+                    <a:stretch>
+                      <a:fillRect/>
+                    </a:stretch>
+                  </pic:blipFill>
+                  <pic:spPr>
+                    <a:xfrm>
+                      <a:off x="0" y="0"/>
+                      <a:ext cx="2143424" cy="1905266"/>
+                    </a:xfrm>
+                    <a:prstGeom prst="rect">
+                      <a:avLst/>
+                    </a:prstGeom>
+                  </pic:spPr>
+                </pic:pic>
+              </a:graphicData>
+            </a:graphic>
+          </wp:inline>
+        </w:drawing>
+      </w:r>
+    </w:p>
+    <w:p>
+      <w:pPr>
+        <w:jc w:val="both"/>
+        <w:rPr>
+          <w:rFonts w:ascii="Times New Roman" w:hAnsi="Times New Roman" w:cs="Times New Roman"/>
+          <w:sz w:val="28"/>
+          <w:szCs w:val="28"/>
+          <w:lang w:val="en-US"/>
+        </w:rPr>
+      </w:pPr>
+      <w:r>
+        <w:rPr>
+          <w:rFonts w:ascii="Times New Roman" w:hAnsi="Times New Roman" w:cs="Times New Roman"/>
+          <w:sz w:val="28"/>
+          <w:szCs w:val="28"/>
+          <w:lang w:val="en-US"/>
+        </w:rPr>
+        <w:drawing>
+          <wp:inline distT="0" distB="0" distL="0" distR="0" wp14:anchorId="6C365545" wp14:editId="0EDB63D6">
+            <wp:extent cx="2047875" cy="1867180"/>
+            <wp:effectExtent l="0" t="0" r="0" b="0"/>
+            <wp:docPr id="5" name="Рисунок 5"/>
+            <wp:cNvGraphicFramePr>
+              <a:graphicFrameLocks xmlns:a="http://schemas.openxmlformats.org/drawingml/2006/main" noChangeAspect="1"/>
+            </wp:cNvGraphicFramePr>
+            <a:graphic xmlns:a="http://schemas.openxmlformats.org/drawingml/2006/main">
+              <a:graphicData uri="http://schemas.openxmlformats.org/drawingml/2006/picture">
+                <pic:pic xmlns:pic="http://schemas.openxmlformats.org/drawingml/2006/picture">
+                  <pic:nvPicPr>
+                    <pic:cNvPr id="1" name=""/>
+                    <pic:cNvPicPr/>
+                  </pic:nvPicPr>
+                  <pic:blipFill>
+                    <a:blip r:embed="rId9"/>
+                    <a:stretch>
+                      <a:fillRect/>
+                    </a:stretch>
+                  </pic:blipFill>
+                  <pic:spPr>
+                    <a:xfrm>
+                      <a:off x="0" y="0"/>
+                      <a:ext cx="2057105" cy="1875595"/>
+                    </a:xfrm>
+                    <a:prstGeom prst="rect">
+                      <a:avLst/>
+                    </a:prstGeom>
+                  </pic:spPr>
+                </pic:pic>
+              </a:graphicData>
+            </a:graphic>
+          </wp:inline>
+        </w:drawing>
+      </w:r>
+    </w:p>
+    <w:p>
+      <w:pPr>
+        <w:jc w:val="both"/>
+        <w:rPr>
+          <w:rFonts w:ascii="Times New Roman" w:hAnsi="Times New Roman" w:cs="Times New Roman"/>
+          <w:sz w:val="28"/>
+          <w:szCs w:val="28"/>
+          <w:lang w:val="en-US"/>
+        </w:rPr>
+      </w:pPr>
+      <w:r>
+        <w:rPr>
+          <w:rFonts w:ascii="Times New Roman" w:hAnsi="Times New Roman" w:cs="Times New Roman"/>
+          <w:sz w:val="28"/>
+          <w:szCs w:val="28"/>
+          <w:lang w:val="en-US"/>
+        </w:rPr>
+        <w:lastRenderedPageBreak/>
+        <w:drawing>
+          <wp:inline distT="0" distB="0" distL="0" distR="0" wp14:anchorId="75FB7583" wp14:editId="5C940758">
+            <wp:extent cx="1524213" cy="2152950"/>
+            <wp:effectExtent l="0" t="0" r="0" b="0"/>
+            <wp:docPr id="7" name="Рисунок 7"/>
+            <wp:cNvGraphicFramePr>
+              <a:graphicFrameLocks xmlns:a="http://schemas.openxmlformats.org/drawingml/2006/main" noChangeAspect="1"/>
+            </wp:cNvGraphicFramePr>
+            <a:graphic xmlns:a="http://schemas.openxmlformats.org/drawingml/2006/main">
+              <a:graphicData uri="http://schemas.openxmlformats.org/drawingml/2006/picture">
+                <pic:pic xmlns:pic="http://schemas.openxmlformats.org/drawingml/2006/picture">
+                  <pic:nvPicPr>
+                    <pic:cNvPr id="1" name=""/>
+                    <pic:cNvPicPr/>
+                  </pic:nvPicPr>
+                  <pic:blipFill>
+                    <a:blip r:embed="rId10"/>
+                    <a:stretch>
+                      <a:fillRect/>
+                    </a:stretch>
+                  </pic:blipFill>
+                  <pic:spPr>
+                    <a:xfrm>
+                      <a:off x="0" y="0"/>
+                      <a:ext cx="1524213" cy="2152950"/>
+                    </a:xfrm>
+                    <a:prstGeom prst="rect">
+                      <a:avLst/>
+                    </a:prstGeom>
+                  </pic:spPr>
+                </pic:pic>
+              </a:graphicData>
+            </a:graphic>
+          </wp:inline>
+        </w:drawing>
+      </w:r>
+    </w:p>
+    <w:p>
+      <w:pPr>
+        <w:pStyle w:val="a3"/>
+        <w:jc w:val="both"/>
+        <w:rPr>
+          <w:sz w:val="28"/>
+          <w:szCs w:val="28"/>
+        </w:rPr>
+      </w:pPr>
+      <w:r>
+        <w:rPr>
+          <w:sz w:val="28"/>
+          <w:szCs w:val="28"/>
+        </w:rPr>
+        <w:t>Щоб переконатися в успішності шифрування та отримати приховану інформацію назад, я помістив файл-носій у вікно пакета S-</w:t>
+      </w:r>
+      <w:proofErr w:type="spellStart"/>
+      <w:r>
+        <w:rPr>
+          <w:sz w:val="28"/>
+          <w:szCs w:val="28"/>
+        </w:rPr>
+        <w:t>Tools</w:t>
+      </w:r>
+      <w:proofErr w:type="spellEnd"/>
+      <w:r>
+        <w:rPr>
+          <w:sz w:val="28"/>
+          <w:szCs w:val="28"/>
+        </w:rPr>
+        <w:t xml:space="preserve">. </w:t>
+      </w:r>
+      <w:r>
+        <w:rPr>
+          <w:sz w:val="28"/>
+          <w:szCs w:val="28"/>
+        </w:rPr>
+        <w:t xml:space="preserve"> </w:t>
+      </w:r>
+      <w:r>
+        <w:rPr>
+          <w:sz w:val="28"/>
+          <w:szCs w:val="28"/>
+        </w:rPr>
+        <w:t>Натиснув праву клавішу мишки на</w:t>
+      </w:r>
+      <w:r>
+        <w:rPr>
+          <w:sz w:val="28"/>
+          <w:szCs w:val="28"/>
+        </w:rPr>
+        <w:t xml:space="preserve"> файлі та вибрав пункт "</w:t>
+      </w:r>
+      <w:proofErr w:type="spellStart"/>
+      <w:r>
+        <w:rPr>
+          <w:sz w:val="28"/>
+          <w:szCs w:val="28"/>
+        </w:rPr>
+        <w:t>Reveal</w:t>
+      </w:r>
+      <w:proofErr w:type="spellEnd"/>
+      <w:r>
+        <w:rPr>
+          <w:sz w:val="28"/>
+          <w:szCs w:val="28"/>
+        </w:rPr>
+        <w:t xml:space="preserve">". </w:t>
+      </w:r>
+      <w:r>
+        <w:rPr>
+          <w:sz w:val="28"/>
+          <w:szCs w:val="28"/>
+        </w:rPr>
+        <w:t xml:space="preserve">Увівши правильний пароль та вказавши використаний метод шифрування, я отримав свій прихований файл </w:t>
+      </w:r>
+      <w:r>
+        <w:rPr>
+          <w:rStyle w:val="HTML"/>
+          <w:rFonts w:ascii="Times New Roman" w:hAnsi="Times New Roman" w:cs="Times New Roman"/>
+          <w:sz w:val="28"/>
+          <w:szCs w:val="28"/>
+        </w:rPr>
+        <w:t>secret.txt</w:t>
+      </w:r>
+      <w:r>
+        <w:rPr>
+          <w:sz w:val="28"/>
+          <w:szCs w:val="28"/>
+        </w:rPr>
+        <w:t xml:space="preserve">, який успішно зберіг на диск. </w:t>
+      </w:r>
+    </w:p>
+    <w:p>
+      <w:pPr>
+        <w:jc w:val="both"/>
+        <w:rPr>
+          <w:rFonts w:ascii="Times New Roman" w:hAnsi="Times New Roman" w:cs="Times New Roman"/>
+          <w:sz w:val="28"/>
+          <w:szCs w:val="28"/>
+          <w:lang w:val="en-US"/>
+        </w:rPr>
+      </w:pPr>
+      <w:r>
+        <w:rPr>
+          <w:rFonts w:ascii="Times New Roman" w:hAnsi="Times New Roman" w:cs="Times New Roman"/>
+          <w:sz w:val="28"/>
+          <w:szCs w:val="28"/>
+          <w:lang w:val="en-US"/>
+        </w:rPr>
+        <w:drawing>
+          <wp:inline distT="0" distB="0" distL="0" distR="0" wp14:anchorId="1AC6F80A" wp14:editId="6FABFFC8">
+            <wp:extent cx="4334480" cy="2924583"/>
+            <wp:effectExtent l="0" t="0" r="9525" b="9525"/>
+            <wp:docPr id="8" name="Рисунок 8"/>
+            <wp:cNvGraphicFramePr>
+              <a:graphicFrameLocks xmlns:a="http://schemas.openxmlformats.org/drawingml/2006/main" noChangeAspect="1"/>
+            </wp:cNvGraphicFramePr>
+            <a:graphic xmlns:a="http://schemas.openxmlformats.org/drawingml/2006/main">
+              <a:graphicData uri="http://schemas.openxmlformats.org/drawingml/2006/picture">
+                <pic:pic xmlns:pic="http://schemas.openxmlformats.org/drawingml/2006/picture">
+                  <pic:nvPicPr>
+                    <pic:cNvPr id="1" name=""/>
+                    <pic:cNvPicPr/>
+                  </pic:nvPicPr>
+                  <pic:blipFill>
+                    <a:blip r:embed="rId11"/>
+                    <a:stretch>
+                      <a:fillRect/>
+                    </a:stretch>
+                  </pic:blipFill>
+                  <pic:spPr>
+                    <a:xfrm>
+                      <a:off x="0" y="0"/>
+                      <a:ext cx="4334480" cy="2924583"/>
+                    </a:xfrm>
+                    <a:prstGeom prst="rect">
+                      <a:avLst/>
+                    </a:prstGeom>
+                  </pic:spPr>
+                </pic:pic>
+              </a:graphicData>
+            </a:graphic>
+          </wp:inline>
+        </w:drawing>
+      </w:r>
+    </w:p>
+    <w:p>
+      <w:pPr>
+        <w:jc w:val="both"/>
+        <w:rPr>
+          <w:rFonts w:ascii="Times New Roman" w:hAnsi="Times New Roman" w:cs="Times New Roman"/>
+          <w:sz w:val="28"/>
+          <w:szCs w:val="28"/>
+        </w:rPr>
+      </w:pPr>
       <w:bookmarkStart w:id="0" w:name="_GoBack"/>
+      <w:r>
+        <w:rPr>
+          <w:rFonts w:ascii="Times New Roman" w:hAnsi="Times New Roman" w:cs="Times New Roman"/>
+          <w:sz w:val="28"/>
+          <w:szCs w:val="28"/>
+          <w:lang w:val="en-US"/>
+        </w:rPr>
+        <w:drawing>
+          <wp:inline distT="0" distB="0" distL="0" distR="0" wp14:anchorId="6B53DE93" wp14:editId="0E3A4E25">
+            <wp:extent cx="3829409" cy="2400300"/>
+            <wp:effectExtent l="0" t="0" r="0" b="0"/>
+            <wp:docPr id="9" name="Рисунок 9"/>
+            <wp:cNvGraphicFramePr>
+              <a:graphicFrameLocks xmlns:a="http://schemas.openxmlformats.org/drawingml/2006/main" noChangeAspect="1"/>
+            </wp:cNvGraphicFramePr>
+            <a:graphic xmlns:a="http://schemas.openxmlformats.org/drawingml/2006/main">
+              <a:graphicData uri="http://schemas.openxmlformats.org/drawingml/2006/picture">
+                <pic:pic xmlns:pic="http://schemas.openxmlformats.org/drawingml/2006/picture">
+                  <pic:nvPicPr>
+                    <pic:cNvPr id="1" name=""/>
+                    <pic:cNvPicPr/>
+                  </pic:nvPicPr>
+                  <pic:blipFill>
+                    <a:blip r:embed="rId12"/>
+                    <a:stretch>
+                      <a:fillRect/>
+                    </a:stretch>
+                  </pic:blipFill>
+                  <pic:spPr>
+                    <a:xfrm>
+                      <a:off x="0" y="0"/>
+                      <a:ext cx="3833069" cy="2402594"/>
+                    </a:xfrm>
+                    <a:prstGeom prst="rect">
+                      <a:avLst/>
+                    </a:prstGeom>
+                  </pic:spPr>
+                </pic:pic>
+              </a:graphicData>
+            </a:graphic>
+          </wp:inline>
+        </w:drawing>
+      </w:r>
       <w:bookmarkEnd w:id="0"/>
-      <w:r>
-        <w:rPr>
-          <w:rFonts w:ascii="Times New Roman" w:hAnsi="Times New Roman" w:cs="Times New Roman"/>
-          <w:sz w:val="32"/>
-          <w:szCs w:val="32"/>
-        </w:rPr>
-        <w:t>”</w:t>
-      </w:r>
-    </w:p>
-    <w:p>
-      <w:pPr>
-        <w:rPr>
-          <w:rFonts w:ascii="Times New Roman" w:hAnsi="Times New Roman" w:cs="Times New Roman"/>
-          <w:sz w:val="32"/>
-          <w:szCs w:val="32"/>
-        </w:rPr>
-      </w:pPr>
-    </w:p>
-    <w:p>
-      <w:pPr>
-        <w:jc w:val="center"/>
-        <w:rPr>
-          <w:rFonts w:ascii="Times New Roman" w:hAnsi="Times New Roman" w:cs="Times New Roman"/>
-          <w:sz w:val="32"/>
-          <w:szCs w:val="32"/>
-        </w:rPr>
-      </w:pPr>
-    </w:p>
-    <w:p>
-      <w:pPr>
-        <w:jc w:val="right"/>
-        <w:rPr>
-          <w:rFonts w:ascii="Times New Roman" w:hAnsi="Times New Roman" w:cs="Times New Roman"/>
-          <w:sz w:val="32"/>
-          <w:szCs w:val="32"/>
-        </w:rPr>
-      </w:pPr>
-      <w:r>
-        <w:rPr>
-          <w:rFonts w:ascii="Times New Roman" w:hAnsi="Times New Roman" w:cs="Times New Roman"/>
-          <w:sz w:val="32"/>
-          <w:szCs w:val="32"/>
-        </w:rPr>
-        <w:t>Виконав:</w:t>
-      </w:r>
-    </w:p>
-    <w:p>
-      <w:pPr>
-        <w:jc w:val="right"/>
-        <w:rPr>
-          <w:rFonts w:ascii="Times New Roman" w:hAnsi="Times New Roman" w:cs="Times New Roman"/>
-          <w:sz w:val="32"/>
-          <w:szCs w:val="32"/>
-        </w:rPr>
-      </w:pPr>
-      <w:r>
-        <w:rPr>
-          <w:rFonts w:ascii="Times New Roman" w:hAnsi="Times New Roman" w:cs="Times New Roman"/>
-          <w:sz w:val="32"/>
-          <w:szCs w:val="32"/>
-        </w:rPr>
-        <w:t xml:space="preserve">Студент. гр. ФеП-41 </w:t>
+    </w:p>
+    <w:p>
+      <w:pPr>
+        <w:jc w:val="both"/>
+        <w:rPr>
+          <w:rFonts w:ascii="Times New Roman" w:hAnsi="Times New Roman" w:cs="Times New Roman"/>
+          <w:b/>
+          <w:sz w:val="28"/>
+          <w:szCs w:val="28"/>
+        </w:rPr>
+      </w:pPr>
+      <w:r>
+        <w:rPr>
+          <w:rFonts w:ascii="Times New Roman" w:hAnsi="Times New Roman" w:cs="Times New Roman"/>
+          <w:b/>
+          <w:sz w:val="28"/>
+          <w:szCs w:val="28"/>
+        </w:rPr>
+        <w:t>Висновок:</w:t>
+      </w:r>
+      <w:r>
+        <w:rPr>
+          <w:rFonts w:ascii="Times New Roman" w:hAnsi="Times New Roman" w:cs="Times New Roman"/>
+          <w:b/>
+          <w:sz w:val="28"/>
+          <w:szCs w:val="28"/>
+        </w:rPr>
+        <w:t xml:space="preserve"> </w:t>
+      </w:r>
+      <w:r>
+        <w:rPr>
+          <w:rFonts w:ascii="Times New Roman" w:hAnsi="Times New Roman" w:cs="Times New Roman"/>
+          <w:sz w:val="28"/>
+          <w:szCs w:val="28"/>
+        </w:rPr>
+        <w:t xml:space="preserve">Під час виконання лабораторної роботи було на практиці досліджено методи комп'ютерної </w:t>
       </w:r>
       <w:proofErr w:type="spellStart"/>
       <w:r>
         <w:rPr>
           <w:rFonts w:ascii="Times New Roman" w:hAnsi="Times New Roman" w:cs="Times New Roman"/>
-          <w:sz w:val="32"/>
-          <w:szCs w:val="32"/>
-        </w:rPr>
-        <w:t>Фіняк</w:t>
+          <w:sz w:val="28"/>
+          <w:szCs w:val="28"/>
+        </w:rPr>
+        <w:t>стеганографії</w:t>
       </w:r>
       <w:proofErr w:type="spellEnd"/>
       <w:r>
         <w:rPr>
           <w:rFonts w:ascii="Times New Roman" w:hAnsi="Times New Roman" w:cs="Times New Roman"/>
-          <w:sz w:val="32"/>
-          <w:szCs w:val="32"/>
-        </w:rPr>
-        <w:t xml:space="preserve"> Олег</w:t>
-      </w:r>
-    </w:p>
-    <w:p>
-      <w:pPr>
-        <w:jc w:val="right"/>
-        <w:rPr>
-          <w:rFonts w:ascii="Times New Roman" w:hAnsi="Times New Roman" w:cs="Times New Roman"/>
-          <w:sz w:val="32"/>
-          <w:szCs w:val="32"/>
-        </w:rPr>
-      </w:pPr>
-      <w:r>
-        <w:rPr>
-          <w:rFonts w:ascii="Times New Roman" w:hAnsi="Times New Roman" w:cs="Times New Roman"/>
-          <w:sz w:val="32"/>
-          <w:szCs w:val="32"/>
-        </w:rPr>
-        <w:t xml:space="preserve">Перевірив: </w:t>
-      </w:r>
-    </w:p>
-    <w:p>
-      <w:pPr>
-        <w:jc w:val="right"/>
-        <w:rPr>
-          <w:rFonts w:ascii="Times New Roman" w:hAnsi="Times New Roman" w:cs="Times New Roman"/>
-          <w:sz w:val="32"/>
-          <w:szCs w:val="32"/>
-        </w:rPr>
-      </w:pPr>
-      <w:r>
-        <w:rPr>
-          <w:rFonts w:ascii="Times New Roman" w:hAnsi="Times New Roman" w:cs="Times New Roman"/>
-          <w:sz w:val="32"/>
-          <w:szCs w:val="32"/>
-        </w:rPr>
-        <w:t>Павлик М.Р</w:t>
-      </w:r>
-      <w:r>
-        <w:rPr>
-          <w:rFonts w:ascii="Times New Roman" w:hAnsi="Times New Roman" w:cs="Times New Roman"/>
-          <w:sz w:val="32"/>
-          <w:szCs w:val="32"/>
-        </w:rPr>
-        <w:t>.</w:t>
-      </w:r>
-    </w:p>
-    <w:p>
-      <w:pPr>
-        <w:jc w:val="center"/>
-        <w:rPr>
-          <w:rFonts w:ascii="Times New Roman" w:hAnsi="Times New Roman" w:cs="Times New Roman"/>
-          <w:sz w:val="32"/>
-          <w:szCs w:val="32"/>
-        </w:rPr>
-      </w:pPr>
-    </w:p>
-    <w:p>
-      <w:pPr>
-        <w:jc w:val="center"/>
-        <w:rPr>
-          <w:rFonts w:ascii="Times New Roman" w:hAnsi="Times New Roman" w:cs="Times New Roman"/>
-          <w:sz w:val="32"/>
-          <w:szCs w:val="32"/>
-        </w:rPr>
-      </w:pPr>
-    </w:p>
-    <w:p>
-      <w:pPr>
-        <w:rPr>
-          <w:rFonts w:ascii="Times New Roman" w:hAnsi="Times New Roman" w:cs="Times New Roman"/>
-          <w:sz w:val="32"/>
-          <w:szCs w:val="32"/>
-        </w:rPr>
-      </w:pPr>
-    </w:p>
-    <w:p>
-      <w:pPr>
-        <w:rPr>
-          <w:rFonts w:ascii="Times New Roman" w:hAnsi="Times New Roman" w:cs="Times New Roman"/>
-          <w:sz w:val="32"/>
-          <w:szCs w:val="32"/>
-        </w:rPr>
-      </w:pPr>
-    </w:p>
-    <w:p>
-      <w:pPr>
-        <w:rPr>
-          <w:rFonts w:ascii="Times New Roman" w:hAnsi="Times New Roman" w:cs="Times New Roman"/>
-          <w:sz w:val="32"/>
-          <w:szCs w:val="32"/>
-        </w:rPr>
-      </w:pPr>
-    </w:p>
-    <w:p>
-      <w:pPr>
-        <w:rPr>
-          <w:rFonts w:ascii="Times New Roman" w:hAnsi="Times New Roman" w:cs="Times New Roman"/>
-          <w:sz w:val="32"/>
-          <w:szCs w:val="32"/>
-        </w:rPr>
-      </w:pPr>
-    </w:p>
-    <w:p>
-      <w:pPr>
-        <w:jc w:val="center"/>
-        <w:rPr>
-          <w:rFonts w:ascii="Times New Roman" w:hAnsi="Times New Roman" w:cs="Times New Roman"/>
-          <w:sz w:val="32"/>
-          <w:szCs w:val="32"/>
-        </w:rPr>
-      </w:pPr>
-      <w:r>
-        <w:rPr>
-          <w:rFonts w:ascii="Times New Roman" w:hAnsi="Times New Roman" w:cs="Times New Roman"/>
-          <w:sz w:val="32"/>
-          <w:szCs w:val="32"/>
-        </w:rPr>
-        <w:t>Львів – 2026</w:t>
+          <w:sz w:val="28"/>
+          <w:szCs w:val="28"/>
+        </w:rPr>
+        <w:t xml:space="preserve"> за допомогою утиліти S-</w:t>
+      </w:r>
+      <w:proofErr w:type="spellStart"/>
+      <w:r>
+        <w:rPr>
+          <w:rFonts w:ascii="Times New Roman" w:hAnsi="Times New Roman" w:cs="Times New Roman"/>
+          <w:sz w:val="28"/>
+          <w:szCs w:val="28"/>
+        </w:rPr>
+        <w:t>Tools</w:t>
+      </w:r>
+      <w:proofErr w:type="spellEnd"/>
+      <w:r>
+        <w:rPr>
+          <w:rFonts w:ascii="Times New Roman" w:hAnsi="Times New Roman" w:cs="Times New Roman"/>
+          <w:sz w:val="28"/>
+          <w:szCs w:val="28"/>
+        </w:rPr>
+        <w:t xml:space="preserve">. Шляхом </w:t>
+      </w:r>
+      <w:r>
+        <w:rPr>
+          <w:rFonts w:ascii="Times New Roman" w:hAnsi="Times New Roman" w:cs="Times New Roman"/>
+          <w:sz w:val="28"/>
+          <w:szCs w:val="28"/>
+        </w:rPr>
+        <w:lastRenderedPageBreak/>
+        <w:t>модифікації найменш значущих бітів (LSB) вдалося успішно приховати текстовий файл-повідомлення всередині графічних (BMP/GIF) та звукових (WAV) файлів-контейнерів без помітного спотворення їхнього візуального чи звукового вмісту, а також здійснити подальше вилучення секретної інформації за допомогою пароля.</w:t>
       </w:r>
     </w:p>
     <w:sectPr>
@@ -898,6 +1989,35 @@
     <w:semiHidden/>
     <w:unhideWhenUsed/>
   </w:style>
+  <w:style w:type="character" w:styleId="HTML">
+    <w:name w:val="HTML Code"/>
+    <w:basedOn w:val="a0"/>
+    <w:uiPriority w:val="99"/>
+    <w:semiHidden/>
+    <w:unhideWhenUsed/>
+    <w:rsid w:val="00EA02DF"/>
+    <w:rPr>
+      <w:rFonts w:ascii="Courier New" w:eastAsia="Times New Roman" w:hAnsi="Courier New" w:cs="Courier New"/>
+      <w:sz w:val="20"/>
+      <w:szCs w:val="20"/>
+    </w:rPr>
+  </w:style>
+  <w:style w:type="paragraph" w:styleId="a3">
+    <w:name w:val="Normal (Web)"/>
+    <w:basedOn w:val="a"/>
+    <w:uiPriority w:val="99"/>
+    <w:unhideWhenUsed/>
+    <w:rsid w:val="00EA02DF"/>
+    <w:pPr>
+      <w:spacing w:before="100" w:beforeAutospacing="1" w:after="100" w:afterAutospacing="1" w:line="240" w:lineRule="auto"/>
+    </w:pPr>
+    <w:rPr>
+      <w:rFonts w:ascii="Times New Roman" w:eastAsia="Times New Roman" w:hAnsi="Times New Roman" w:cs="Times New Roman"/>
+      <w:sz w:val="24"/>
+      <w:szCs w:val="24"/>
+      <w:lang w:eastAsia="uk-UA"/>
+    </w:rPr>
+  </w:style>
 </w:styles>
 </file>
 
